--- a/ゲーム科2年/00_前期/キャリアデザインⅡ/02_志望動機/志望動機のネタ帳.docx
+++ b/ゲーム科2年/00_前期/キャリアデザインⅡ/02_志望動機/志望動機のネタ帳.docx
@@ -476,7 +476,14 @@
                       </wps:spPr>
                       <wps:txbx>
                         <w:txbxContent>
-                          <w:p/>
+                          <w:p>
+                            <w:r>
+                              <w:rPr>
+                                <w:rFonts w:hint="eastAsia"/>
+                              </w:rPr>
+                              <w:t>選んだ会社：</w:t>
+                            </w:r>
+                          </w:p>
                         </w:txbxContent>
                       </wps:txbx>
                       <wps:bodyPr rot="0" vert="horz" wrap="square" lIns="91440" tIns="45720" rIns="91440" bIns="45720" anchor="t" anchorCtr="0">
@@ -499,7 +506,14 @@
               <v:shape w14:anchorId="79CA8E94" id="_x0000_s1029" type="#_x0000_t202" style="position:absolute;left:0;text-align:left;margin-left:0;margin-top:21.5pt;width:421.5pt;height:599.25pt;z-index:251665408;visibility:visible;mso-wrap-style:square;mso-width-percent:0;mso-height-percent:0;mso-wrap-distance-left:9pt;mso-wrap-distance-top:3.6pt;mso-wrap-distance-right:9pt;mso-wrap-distance-bottom:3.6pt;mso-position-horizontal:left;mso-position-horizontal-relative:margin;mso-position-vertical:absolute;mso-position-vertical-relative:text;mso-width-percent:0;mso-height-percent:0;mso-width-relative:margin;mso-height-relative:margin;v-text-anchor:top" o:gfxdata="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">
                 <v:textbox>
                   <w:txbxContent>
-                    <w:p/>
+                    <w:p>
+                      <w:r>
+                        <w:rPr>
+                          <w:rFonts w:hint="eastAsia"/>
+                        </w:rPr>
+                        <w:t>選んだ会社：</w:t>
+                      </w:r>
+                    </w:p>
                   </w:txbxContent>
                 </v:textbox>
                 <w10:wrap type="square" anchorx="margin"/>

--- a/ゲーム科2年/00_前期/キャリアデザインⅡ/02_志望動機/志望動機のネタ帳.docx
+++ b/ゲーム科2年/00_前期/キャリアデザインⅡ/02_志望動機/志望動機のネタ帳.docx
@@ -39,7 +39,7 @@
           <w:rFonts w:hint="eastAsia"/>
           <w:szCs w:val="21"/>
         </w:rPr>
-        <w:t>箇条書きでも良いので思いつく限りのことを書こう</w:t>
+        <w:t>選んだ会社：</w:t>
       </w:r>
     </w:p>
     <w:p>
@@ -155,7 +155,7 @@
           <w:rFonts w:hint="eastAsia"/>
           <w:szCs w:val="21"/>
         </w:rPr>
-        <w:t>これまでどのようなゲームを遊んできましたか？</w:t>
+        <w:t>その会社のどこに魅力を感じましたか？</w:t>
       </w:r>
     </w:p>
     <w:p>
@@ -184,7 +184,7 @@
           <w:rFonts w:hint="eastAsia"/>
           <w:szCs w:val="21"/>
         </w:rPr>
-        <w:t>ゲームを作っていて楽しかったこと、嬉しかったことはありますか？</w:t>
+        <w:t>その会社が開発しているゲームは遊んでいますか？どうでしたか？</w:t>
       </w:r>
       <w:r>
         <w:rPr>
@@ -295,7 +295,14 @@
           <w:rFonts w:hint="eastAsia"/>
           <w:szCs w:val="21"/>
         </w:rPr>
-        <w:t>ゲーム会社に就職後はどのようなことがしたいですか？</w:t>
+        <w:t>その会社に</w:t>
+      </w:r>
+      <w:r>
+        <w:rPr>
+          <w:rFonts w:hint="eastAsia"/>
+          <w:szCs w:val="21"/>
+        </w:rPr>
+        <w:t>就職後はどのようなことがしたいですか？</w:t>
       </w:r>
       <w:r>
         <w:rPr>
@@ -414,15 +421,14 @@
           <w:szCs w:val="21"/>
         </w:rPr>
         <w:lastRenderedPageBreak/>
-        <w:t>好きなゲーム会社を選んで、その会社の志望動機を、</w:t>
+        <w:t>１～３を踏まえて、面接で答えるような文章を作ってみましょう</w:t>
       </w:r>
     </w:p>
     <w:p>
       <w:pPr>
-        <w:pStyle w:val="a3"/>
-        <w:ind w:leftChars="0" w:left="420"/>
         <w:jc w:val="left"/>
         <w:rPr>
+          <w:rFonts w:hint="eastAsia"/>
           <w:szCs w:val="21"/>
         </w:rPr>
       </w:pPr>
@@ -476,14 +482,7 @@
                       </wps:spPr>
                       <wps:txbx>
                         <w:txbxContent>
-                          <w:p>
-                            <w:r>
-                              <w:rPr>
-                                <w:rFonts w:hint="eastAsia"/>
-                              </w:rPr>
-                              <w:t>選んだ会社：</w:t>
-                            </w:r>
-                          </w:p>
+                          <w:p/>
                         </w:txbxContent>
                       </wps:txbx>
                       <wps:bodyPr rot="0" vert="horz" wrap="square" lIns="91440" tIns="45720" rIns="91440" bIns="45720" anchor="t" anchorCtr="0">
@@ -503,17 +502,10 @@
           </mc:Choice>
           <mc:Fallback>
             <w:pict>
-              <v:shape w14:anchorId="79CA8E94" id="_x0000_s1029" type="#_x0000_t202" style="position:absolute;left:0;text-align:left;margin-left:0;margin-top:21.5pt;width:421.5pt;height:599.25pt;z-index:251665408;visibility:visible;mso-wrap-style:square;mso-width-percent:0;mso-height-percent:0;mso-wrap-distance-left:9pt;mso-wrap-distance-top:3.6pt;mso-wrap-distance-right:9pt;mso-wrap-distance-bottom:3.6pt;mso-position-horizontal:left;mso-position-horizontal-relative:margin;mso-position-vertical:absolute;mso-position-vertical-relative:text;mso-width-percent:0;mso-height-percent:0;mso-width-relative:margin;mso-height-relative:margin;v-text-anchor:top" o:gfxdata="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">
+              <v:shape w14:anchorId="79CA8E94" id="_x0000_s1029" type="#_x0000_t202" style="position:absolute;margin-left:0;margin-top:21.5pt;width:421.5pt;height:599.25pt;z-index:251665408;visibility:visible;mso-wrap-style:square;mso-width-percent:0;mso-height-percent:0;mso-wrap-distance-left:9pt;mso-wrap-distance-top:3.6pt;mso-wrap-distance-right:9pt;mso-wrap-distance-bottom:3.6pt;mso-position-horizontal:left;mso-position-horizontal-relative:margin;mso-position-vertical:absolute;mso-position-vertical-relative:text;mso-width-percent:0;mso-height-percent:0;mso-width-relative:margin;mso-height-relative:margin;v-text-anchor:top" o:gfxdata="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">
                 <v:textbox>
                   <w:txbxContent>
-                    <w:p>
-                      <w:r>
-                        <w:rPr>
-                          <w:rFonts w:hint="eastAsia"/>
-                        </w:rPr>
-                        <w:t>選んだ会社：</w:t>
-                      </w:r>
-                    </w:p>
+                    <w:p/>
                   </w:txbxContent>
                 </v:textbox>
                 <w10:wrap type="square" anchorx="margin"/>
@@ -521,20 +513,6 @@
             </w:pict>
           </mc:Fallback>
         </mc:AlternateContent>
-      </w:r>
-      <w:r>
-        <w:rPr>
-          <w:rFonts w:hint="eastAsia"/>
-          <w:szCs w:val="21"/>
-        </w:rPr>
-        <w:t>面接で答えるような文章で</w:t>
-      </w:r>
-      <w:r>
-        <w:rPr>
-          <w:rFonts w:hint="eastAsia"/>
-          <w:szCs w:val="21"/>
-        </w:rPr>
-        <w:t>書きましょう</w:t>
       </w:r>
     </w:p>
     <w:sectPr>
